--- a/sources/veille/veille-essms-2026-05-20-2026-05-26.docx
+++ b/sources/veille/veille-essms-2026-05-20-2026-05-26.docx
@@ -184,7 +184,7 @@
           <w:color w:val="000000"/>
           <w:sz w:val="21"/>
         </w:rPr>
-        <w:t xml:space="preserve">Source : Nexem — 21 mai 2026</w:t>
+        <w:t xml:space="preserve">Source : Nexem, nexem.fr — 21 mai 2026</w:t>
       </w:r>
     </w:p>
     <w:p>
@@ -564,7 +564,7 @@
           <w:color w:val="000000"/>
           <w:sz w:val="21"/>
         </w:rPr>
-        <w:t xml:space="preserve">Source : Le Media Social — 26 mai 2026</w:t>
+        <w:t xml:space="preserve">Source : Le Media Social, lemediasocial.fr — 26 mai 2026</w:t>
       </w:r>
     </w:p>
     <w:p>
@@ -735,7 +735,7 @@
           <w:color w:val="000000"/>
           <w:sz w:val="21"/>
         </w:rPr>
-        <w:t xml:space="preserve">Source : Centre Inffo — 21 mai 2026</w:t>
+        <w:t xml:space="preserve">Source : Centre Inffo, centre-inffo.fr — 21 mai 2026</w:t>
       </w:r>
     </w:p>
     <w:p>
@@ -1762,6 +1762,50 @@
           <w:color w:val="000000"/>
         </w:rPr>
         <w:t xml:space="preserve">La source primaire ministérielle du plan « Santé des professionnels de santé » n’a pas été retrouvée dans cette exécution ; l’item est donc fondé sur une source spécialisée et doit être confirmé lors d’une prochaine veille si un dossier officiel est publié. La veille ne disposait pas encore d’un historique automatisé des deux semaines précédentes pour contrôler les doublons inter-semaines. Les informations antérieures au 20 mai 2026 ont été exclues des items principaux, sauf dans la rubrique fixe SERAFIN-PH 2027 à surveiller.</w:t>
+      </w:r>
+    </w:p>
+    <w:p>
+      <w:pPr>
+        <w:spacing w:after="120" w:before="320"/>
+      </w:pPr>
+      <w:r>
+        <w:rPr>
+          <w:rFonts w:ascii="Calibri" w:cs="Calibri" w:eastAsia="Calibri" w:hAnsi="Calibri"/>
+          <w:b/>
+          <w:bCs/>
+          <w:color w:val="1B3A6B"/>
+          <w:sz w:val="28"/>
+          <w:szCs w:val="28"/>
+        </w:rPr>
+        <w:t xml:space="preserve">📝 Journal des corrections — 12 septembre 2026</w:t>
+      </w:r>
+    </w:p>
+    <w:p>
+      <w:pPr>
+        <w:spacing w:after="80"/>
+      </w:pPr>
+      <w:r>
+        <w:rPr>
+          <w:rFonts w:ascii="Calibri" w:cs="Calibri" w:eastAsia="Calibri" w:hAnsi="Calibri"/>
+          <w:color w:val="1F2937"/>
+          <w:sz w:val="22"/>
+          <w:szCs w:val="22"/>
+        </w:rPr>
+        <w:t xml:space="preserve">Note relue le 12/09/2026 au cours d'un contrôle d'attribution des 221 documents du dépôt (passes A2 et A4 : une norme nommée, une ligne « Source : », portent une adresse). Contenu inchangé.</w:t>
+      </w:r>
+    </w:p>
+    <w:p>
+      <w:pPr>
+        <w:spacing w:after="80"/>
+      </w:pPr>
+      <w:r>
+        <w:rPr>
+          <w:rFonts w:ascii="Calibri" w:cs="Calibri" w:eastAsia="Calibri" w:hAnsi="Calibri"/>
+          <w:color w:val="1F2937"/>
+          <w:sz w:val="22"/>
+          <w:szCs w:val="22"/>
+        </w:rPr>
+        <w:t xml:space="preserve">Trois lignes « Source : Nexem — 21 mai 2026 », « Source : Le Media Social — 26 mai 2026 », « Source : Centre Inffo — 21 mai 2026 » nommaient leur source sans domaine sur la ligne — le lien était bien là, deux lignes plus bas, mais sous un libellé sans domaine (« Nexem »). Le domaine est ajouté sur chaque ligne ; les liens sont inchangés.</w:t>
       </w:r>
     </w:p>
     <w:sectPr>
